--- a/barlow/docs/finesst_readiness_statement_v2.docx
+++ b/barlow/docs/finesst_readiness_statement_v2.docx
@@ -62,13 +62,13 @@
         <w:t>c. Other relevant experience. The FI independently designed and built</w:t>
       </w:r>
       <w:r>
-        <w:t xml:space="preserve"> an end-to-end airborne-lidar terrain-analysis pipeline on the Appalachian Plateau — point-cloud processing (PDAL), bare-earth derivative generation (GDAL/WhiteboxTools), hand-labeled training-set construction (QGIS), U-Net and instance-segmentation model </w:t>
+        <w:t xml:space="preserve"> an end-to-end airborne-LiDAR terrain-analysis pipeline on the Appalachian Plateau — point-cloud processing (PDAL), bare-earth derivative generation (GDAL/WhiteboxTools), hand-labeled training-set construction (QGIS), U-Net and instance-segmentation model </w:t>
       </w:r>
       <w:r>
         <w:t>training (PyTorch), and DEM-of-Difference change analysis with ICP co-registration and NMAD-based uncertainty — an independent research project that exercises the methods used in the proposed work. Additional relevant experience includes InSAR-based DEM ge</w:t>
       </w:r>
       <w:r>
-        <w:t>neration and accuracy assessment against lidar references; five years as an Environmental Scientist at the Utah Division of Oil, Gas &amp; Mining (geospatial data analysis and Python automation); prior work as an Earth Scientist at Chevron; a graduate teaching</w:t>
+        <w:t>neration and accuracy assessment against LiDAR references; five years as an Environmental Scientist at the Utah Division of Oil, Gas &amp; Mining (geospatial data analysis and Python automation); prior work as an Earth Scientist at Chevron; a graduate teaching</w:t>
       </w:r>
       <w:r>
         <w:t xml:space="preserve"> assistantship at Brigham Young University; and a Python Programming course (The Tech Academy, 2024).</w:t>
